--- a/paper_notes/F1 score.docx
+++ b/paper_notes/F1 score.docx
@@ -3,6 +3,11 @@
 <w:document xmlns:wpc="http://schemas.microsoft.com/office/word/2010/wordprocessingCanvas" xmlns:cx="http://schemas.microsoft.com/office/drawing/2014/chartex" xmlns:cx1="http://schemas.microsoft.com/office/drawing/2015/9/8/chartex" xmlns:cx2="http://schemas.microsoft.com/office/drawing/2015/10/21/chartex" xmlns:cx3="http://schemas.microsoft.com/office/drawing/2016/5/9/chartex" xmlns:cx4="http://schemas.microsoft.com/office/drawing/2016/5/10/chartex" xmlns:cx5="http://schemas.microsoft.com/office/drawing/2016/5/11/chartex" xmlns:cx6="http://schemas.microsoft.com/office/drawing/2016/5/12/chartex" xmlns:cx7="http://schemas.microsoft.com/office/drawing/2016/5/13/chartex" xmlns:cx8="http://schemas.microsoft.com/office/drawing/2016/5/14/chartex" xmlns:mc="http://schemas.openxmlformats.org/markup-compatibility/2006" xmlns:aink="http://schemas.microsoft.com/office/drawing/2016/ink" xmlns:am3d="http://schemas.microsoft.com/office/drawing/2017/model3d" xmlns:o="urn:schemas-microsoft-com:office:office" xmlns:oel="http://schemas.microsoft.com/office/2019/extlst" xmlns:r="http://schemas.openxmlformats.org/officeDocument/2006/relationships" xmlns:m="http://schemas.openxmlformats.org/officeDocument/2006/math" xmlns:v="urn:schemas-microsoft-com:vml" xmlns:wp14="http://schemas.microsoft.com/office/word/2010/wordprocessingDrawing" xmlns:wp="http://schemas.openxmlformats.org/drawingml/2006/wordprocessingDrawing" xmlns:w10="urn:schemas-microsoft-com:office:word" xmlns:w="http://schemas.openxmlformats.org/wordprocessingml/2006/main" xmlns:w14="http://schemas.microsoft.com/office/word/2010/wordml" xmlns:w15="http://schemas.microsoft.com/office/word/2012/wordml" xmlns:w16cex="http://schemas.microsoft.com/office/word/2018/wordml/cex" xmlns:w16cid="http://schemas.microsoft.com/office/word/2016/wordml/cid" xmlns:w16="http://schemas.microsoft.com/office/word/2018/wordml" xmlns:w16sdtdh="http://schemas.microsoft.com/office/word/2020/wordml/sdtdatahash" xmlns:w16se="http://schemas.microsoft.com/office/word/2015/wordml/symex" xmlns:wpg="http://schemas.microsoft.com/office/word/2010/wordprocessingGroup" xmlns:wpi="http://schemas.microsoft.com/office/word/2010/wordprocessingInk" xmlns:wne="http://schemas.microsoft.com/office/word/2006/wordml" xmlns:wps="http://schemas.microsoft.com/office/word/2010/wordprocessingShape" mc:Ignorable="w14 w15 w16se w16cid w16 w16cex w16sdtdh wp14">
   <w:body>
     <w:p>
+      <w:pPr>
+        <w:rPr>
+          <w:rFonts w:hint="eastAsia"/>
+        </w:rPr>
+      </w:pPr>
       <w:r>
         <w:t xml:space="preserve">F1 Score 是查准率和查全率的“综合调和平均数”，用来用一个单一的数字，综合评估模型的性能。 </w:t>
       </w:r>
@@ -10,6 +15,7 @@
     <w:p>
       <w:pPr>
         <w:rPr>
+          <w:rFonts w:hint="eastAsia"/>
           <w:b/>
           <w:bCs/>
         </w:rPr>
@@ -23,6 +29,11 @@
       </w:r>
     </w:p>
     <w:p>
+      <w:pPr>
+        <w:rPr>
+          <w:rFonts w:hint="eastAsia"/>
+        </w:rPr>
+      </w:pPr>
       <w:r>
         <w:t>在评估模型时，查准率和查全率往往是</w:t>
       </w:r>
@@ -43,25 +54,19 @@
           <w:ilvl w:val="0"/>
           <w:numId w:val="1"/>
         </w:numPr>
-      </w:pPr>
-      <w:proofErr w:type="gramStart"/>
-      <w:r>
-        <w:rPr>
-          <w:b/>
-          <w:bCs/>
-        </w:rPr>
-        <w:t>极端极端</w:t>
-      </w:r>
-      <w:proofErr w:type="gramEnd"/>
-      <w:r>
-        <w:rPr>
-          <w:b/>
-          <w:bCs/>
-        </w:rPr>
-        <w:t>追求查准率</w:t>
-      </w:r>
-      <w:r>
-        <w:t xml:space="preserve">：模型极其保守，只有 100% 把握才预测。结果：查准率 $P = 100\%$，但漏掉了绝大多数目标，查全率 $R = 10\%$。 </w:t>
+        <w:rPr>
+          <w:rFonts w:hint="eastAsia"/>
+        </w:rPr>
+      </w:pPr>
+      <w:r>
+        <w:rPr>
+          <w:b/>
+          <w:bCs/>
+        </w:rPr>
+        <w:t>极端追求查准率</w:t>
+      </w:r>
+      <w:r>
+        <w:t xml:space="preserve">：模型极其保守，只有 100% 把握才预测。结果：查准率 P = 100%，但漏掉了绝大多数目标，查全率 R = 10%。 </w:t>
       </w:r>
     </w:p>
     <w:p>
@@ -70,6 +75,9 @@
           <w:ilvl w:val="0"/>
           <w:numId w:val="1"/>
         </w:numPr>
+        <w:rPr>
+          <w:rFonts w:hint="eastAsia"/>
+        </w:rPr>
       </w:pPr>
       <w:r>
         <w:rPr>
@@ -79,10 +87,15 @@
         <w:t>极端追求查全率</w:t>
       </w:r>
       <w:r>
-        <w:t xml:space="preserve">：模型宁可错杀一千也不放过一个，把所有看到的都预测为目标。结果：查全率 $R = 100\%$，但误报极多，查准率 $P = 10\%$。 </w:t>
-      </w:r>
-    </w:p>
-    <w:p>
+        <w:t xml:space="preserve">：模型宁可错杀一千也不放过一个，把所有看到的都预测为目标。结果：查全率 R = 100%，但误报极多，查准率 P = 10%。 </w:t>
+      </w:r>
+    </w:p>
+    <w:p>
+      <w:pPr>
+        <w:rPr>
+          <w:rFonts w:hint="eastAsia"/>
+        </w:rPr>
+      </w:pPr>
       <w:r>
         <w:t>如果只看单一指标，上面这两种极端模型在某个指标上都是“满分”，但实际根本没法用。</w:t>
       </w:r>
@@ -110,6 +123,7 @@
     <w:p>
       <w:pPr>
         <w:rPr>
+          <w:rFonts w:hint="eastAsia"/>
           <w:b/>
           <w:bCs/>
         </w:rPr>
@@ -123,6 +137,11 @@
       </w:r>
     </w:p>
     <w:p>
+      <w:pPr>
+        <w:rPr>
+          <w:rFonts w:hint="eastAsia"/>
+        </w:rPr>
+      </w:pPr>
       <w:r>
         <w:t>F1 值使用的是</w:t>
       </w:r>
@@ -140,6 +159,9 @@
     <w:p>
       <w:pPr>
         <w:jc w:val="center"/>
+        <w:rPr>
+          <w:rFonts w:hint="eastAsia"/>
+        </w:rPr>
       </w:pPr>
       <w:r>
         <w:rPr>
@@ -188,6 +210,9 @@
           <w:ilvl w:val="0"/>
           <w:numId w:val="2"/>
         </w:numPr>
+        <w:rPr>
+          <w:rFonts w:hint="eastAsia"/>
+        </w:rPr>
       </w:pPr>
       <w:r>
         <w:rPr>
@@ -197,7 +222,25 @@
         <w:t>数值范围</w:t>
       </w:r>
       <w:r>
-        <w:t>：$0 \sim 1$（或者 $0\% \sim 100\%$）。</w:t>
+        <w:t>：0</w:t>
+      </w:r>
+      <w:r>
+        <w:rPr>
+          <w:rFonts w:hint="eastAsia"/>
+        </w:rPr>
+        <w:t>-</w:t>
+      </w:r>
+      <w:r>
+        <w:t xml:space="preserve"> 1（或者 0% </w:t>
+      </w:r>
+      <w:r>
+        <w:rPr>
+          <w:rFonts w:hint="eastAsia"/>
+        </w:rPr>
+        <w:t>-</w:t>
+      </w:r>
+      <w:r>
+        <w:t xml:space="preserve"> 100%）。</w:t>
       </w:r>
     </w:p>
     <w:p>
@@ -206,6 +249,9 @@
           <w:ilvl w:val="0"/>
           <w:numId w:val="2"/>
         </w:numPr>
+        <w:rPr>
+          <w:rFonts w:hint="eastAsia"/>
+        </w:rPr>
       </w:pPr>
       <w:r>
         <w:rPr>
@@ -221,6 +267,7 @@
     <w:p>
       <w:pPr>
         <w:rPr>
+          <w:rFonts w:hint="eastAsia"/>
           <w:b/>
           <w:bCs/>
         </w:rPr>
@@ -235,54 +282,31 @@
     </w:p>
     <w:p>
       <w:r>
-        <w:t>假设一个模型偏科极其严重：$\text{Precision} = 1.0$（100%），$\text{Recall} = 0.1$（10%）。</w:t>
-      </w:r>
-    </w:p>
-    <w:p>
-      <w:pPr>
-        <w:numPr>
-          <w:ilvl w:val="0"/>
-          <w:numId w:val="3"/>
-        </w:numPr>
-      </w:pPr>
-      <w:r>
-        <w:rPr>
-          <w:b/>
-          <w:bCs/>
-        </w:rPr>
-        <w:t>普通算术平均</w:t>
-      </w:r>
-      <w:r>
-        <w:t>：$(1.0 + 0.1) / 2 = 0.55$（看起来还有及格分）。</w:t>
-      </w:r>
-    </w:p>
-    <w:p>
-      <w:pPr>
-        <w:numPr>
-          <w:ilvl w:val="0"/>
-          <w:numId w:val="3"/>
-        </w:numPr>
-      </w:pPr>
-      <w:r>
-        <w:rPr>
-          <w:b/>
-          <w:bCs/>
-        </w:rPr>
-        <w:t>F1 调和平均</w:t>
-      </w:r>
-      <w:r>
-        <w:t>：$2 \times \frac{1.0 \times 0.1}{1.0 + 0.1} \</w:t>
-      </w:r>
-      <w:proofErr w:type="spellStart"/>
-      <w:r>
-        <w:t>approx</w:t>
-      </w:r>
-      <w:proofErr w:type="spellEnd"/>
-      <w:r>
-        <w:t xml:space="preserve"> 0.18$（直接给出不及格的低分！）。</w:t>
-      </w:r>
-    </w:p>
-    <w:p>
+        <w:t>假设一个模型偏科极其严重：Precision = 1.0（100%），Recall = 0.1（10%）。</w:t>
+      </w:r>
+    </w:p>
+    <w:p>
+      <w:pPr>
+        <w:ind w:firstLine="420"/>
+      </w:pPr>
+      <w:r>
+        <w:t>普通算术平均：(1.0 + 0.1) / 2 = 0.55（看起来还有及格分）。</w:t>
+      </w:r>
+    </w:p>
+    <w:p>
+      <w:pPr>
+        <w:ind w:firstLine="420"/>
+      </w:pPr>
+      <w:r>
+        <w:t>F1 调和平均：2 * (1.0 * 0.1) / (1.0 + 0.1) ≈ 0.18（直接给出不及格的低分！）。</w:t>
+      </w:r>
+    </w:p>
+    <w:p>
+      <w:pPr>
+        <w:rPr>
+          <w:rFonts w:hint="eastAsia"/>
+        </w:rPr>
+      </w:pPr>
       <w:r>
         <w:rPr>
           <w:b/>
@@ -295,6 +319,11 @@
       </w:r>
     </w:p>
     <w:p>
+      <w:pPr>
+        <w:rPr>
+          <w:rFonts w:hint="eastAsia"/>
+        </w:rPr>
+      </w:pPr>
       <w:r>
         <w:t>我们用一个极度贴近生活的例子——</w:t>
       </w:r>
@@ -310,6 +339,11 @@
       </w:r>
     </w:p>
     <w:p>
+      <w:pPr>
+        <w:rPr>
+          <w:rFonts w:hint="eastAsia"/>
+        </w:rPr>
+      </w:pPr>
       <w:r>
         <w:t xml:space="preserve">假设你的邮箱接到了 </w:t>
       </w:r>
@@ -339,6 +373,9 @@
           <w:ilvl w:val="0"/>
           <w:numId w:val="4"/>
         </w:numPr>
+        <w:rPr>
+          <w:rFonts w:hint="eastAsia"/>
+        </w:rPr>
       </w:pPr>
       <w:r>
         <w:t>实际情况是：</w:t>
@@ -365,58 +402,71 @@
       </w:r>
     </w:p>
     <w:p>
+      <w:pPr>
+        <w:rPr>
+          <w:rFonts w:hint="eastAsia"/>
+        </w:rPr>
+      </w:pPr>
+      <w:r>
+        <w:t>垃圾邮件过滤器（AI 模型）开始工作，它</w:t>
+      </w:r>
+      <w:proofErr w:type="gramStart"/>
+      <w:r>
+        <w:t>一共把</w:t>
+      </w:r>
+      <w:proofErr w:type="gramEnd"/>
+      <w:r>
+        <w:t xml:space="preserve"> </w:t>
+      </w:r>
+      <w:r>
+        <w:rPr>
+          <w:b/>
+          <w:bCs/>
+        </w:rPr>
+        <w:t>10 封邮件</w:t>
+      </w:r>
+      <w:r>
+        <w:t xml:space="preserve"> 识别并拦截到了“垃圾</w:t>
+      </w:r>
       <w:r>
         <w:lastRenderedPageBreak/>
-        <w:t>垃圾邮件过滤器（AI 模型）开始工作，它</w:t>
+        <w:t>箱”。</w:t>
+      </w:r>
+    </w:p>
+    <w:p>
+      <w:pPr>
+        <w:rPr>
+          <w:rFonts w:hint="eastAsia"/>
+        </w:rPr>
+      </w:pPr>
+      <w:r>
+        <w:t xml:space="preserve">后来你检查发现：这 10 </w:t>
       </w:r>
       <w:proofErr w:type="gramStart"/>
       <w:r>
-        <w:t>一共把</w:t>
+        <w:t>封被拦截</w:t>
       </w:r>
       <w:proofErr w:type="gramEnd"/>
       <w:r>
-        <w:t xml:space="preserve"> </w:t>
-      </w:r>
-      <w:r>
-        <w:rPr>
-          <w:b/>
-          <w:bCs/>
-        </w:rPr>
-        <w:t>10 封邮件</w:t>
-      </w:r>
-      <w:r>
-        <w:t xml:space="preserve"> 识别并拦截到了“垃圾箱”。</w:t>
-      </w:r>
-    </w:p>
-    <w:p>
-      <w:r>
-        <w:t xml:space="preserve">后来你检查发现：这 10 </w:t>
+        <w:t xml:space="preserve">的邮件里，有 </w:t>
+      </w:r>
+      <w:r>
+        <w:rPr>
+          <w:b/>
+          <w:bCs/>
+        </w:rPr>
+        <w:t xml:space="preserve">8 </w:t>
       </w:r>
       <w:proofErr w:type="gramStart"/>
       <w:r>
-        <w:t>封被拦截</w:t>
+        <w:rPr>
+          <w:b/>
+          <w:bCs/>
+        </w:rPr>
+        <w:t>封真的</w:t>
       </w:r>
       <w:proofErr w:type="gramEnd"/>
       <w:r>
-        <w:t xml:space="preserve">的邮件里，有 </w:t>
-      </w:r>
-      <w:r>
-        <w:rPr>
-          <w:b/>
-          <w:bCs/>
-        </w:rPr>
-        <w:t xml:space="preserve">8 </w:t>
-      </w:r>
-      <w:proofErr w:type="gramStart"/>
-      <w:r>
-        <w:rPr>
-          <w:b/>
-          <w:bCs/>
-        </w:rPr>
-        <w:t>封真的</w:t>
-      </w:r>
-      <w:proofErr w:type="gramEnd"/>
-      <w:r>
         <w:rPr>
           <w:b/>
           <w:bCs/>
@@ -440,6 +490,7 @@
     <w:p>
       <w:pPr>
         <w:rPr>
+          <w:rFonts w:hint="eastAsia"/>
           <w:b/>
           <w:bCs/>
         </w:rPr>
@@ -458,6 +509,9 @@
           <w:ilvl w:val="0"/>
           <w:numId w:val="5"/>
         </w:numPr>
+        <w:rPr>
+          <w:rFonts w:hint="eastAsia"/>
+        </w:rPr>
       </w:pPr>
       <w:r>
         <w:rPr>
@@ -476,6 +530,9 @@
           <w:ilvl w:val="1"/>
           <w:numId w:val="5"/>
         </w:numPr>
+        <w:rPr>
+          <w:rFonts w:hint="eastAsia"/>
+        </w:rPr>
       </w:pPr>
       <w:r>
         <w:rPr>
@@ -501,6 +558,9 @@
           <w:ilvl w:val="1"/>
           <w:numId w:val="5"/>
         </w:numPr>
+        <w:rPr>
+          <w:rFonts w:hint="eastAsia"/>
+        </w:rPr>
       </w:pPr>
       <w:r>
         <w:rPr>
@@ -519,6 +579,9 @@
           <w:ilvl w:val="1"/>
           <w:numId w:val="5"/>
         </w:numPr>
+        <w:rPr>
+          <w:rFonts w:hint="eastAsia"/>
+        </w:rPr>
       </w:pPr>
       <w:r>
         <w:rPr>
@@ -537,6 +600,9 @@
           <w:ilvl w:val="0"/>
           <w:numId w:val="5"/>
         </w:numPr>
+        <w:rPr>
+          <w:rFonts w:hint="eastAsia"/>
+        </w:rPr>
       </w:pPr>
       <w:r>
         <w:rPr>
@@ -555,6 +621,9 @@
           <w:ilvl w:val="1"/>
           <w:numId w:val="5"/>
         </w:numPr>
+        <w:rPr>
+          <w:rFonts w:hint="eastAsia"/>
+        </w:rPr>
       </w:pPr>
       <w:r>
         <w:rPr>
@@ -580,6 +649,9 @@
           <w:ilvl w:val="1"/>
           <w:numId w:val="5"/>
         </w:numPr>
+        <w:rPr>
+          <w:rFonts w:hint="eastAsia"/>
+        </w:rPr>
       </w:pPr>
       <w:r>
         <w:rPr>
@@ -598,6 +670,9 @@
           <w:ilvl w:val="1"/>
           <w:numId w:val="5"/>
         </w:numPr>
+        <w:rPr>
+          <w:rFonts w:hint="eastAsia"/>
+        </w:rPr>
       </w:pPr>
       <w:r>
         <w:rPr>
@@ -613,6 +688,7 @@
     <w:p>
       <w:pPr>
         <w:rPr>
+          <w:rFonts w:hint="eastAsia"/>
           <w:b/>
           <w:bCs/>
         </w:rPr>
@@ -628,6 +704,7 @@
     <w:p>
       <w:pPr>
         <w:rPr>
+          <w:rFonts w:hint="eastAsia"/>
           <w:b/>
           <w:bCs/>
         </w:rPr>
@@ -646,6 +723,9 @@
           <w:ilvl w:val="0"/>
           <w:numId w:val="6"/>
         </w:numPr>
+        <w:rPr>
+          <w:rFonts w:hint="eastAsia"/>
+        </w:rPr>
       </w:pPr>
       <w:r>
         <w:rPr>
@@ -664,6 +744,9 @@
           <w:ilvl w:val="0"/>
           <w:numId w:val="6"/>
         </w:numPr>
+        <w:rPr>
+          <w:rFonts w:hint="eastAsia"/>
+        </w:rPr>
       </w:pPr>
       <w:r>
         <w:rPr>
@@ -692,6 +775,9 @@
           <w:ilvl w:val="1"/>
           <w:numId w:val="6"/>
         </w:numPr>
+        <w:rPr>
+          <w:rFonts w:hint="eastAsia"/>
+        </w:rPr>
       </w:pPr>
       <w:r>
         <w:rPr>
@@ -701,13 +787,7 @@
         <w:t>Precision</w:t>
       </w:r>
       <w:r>
-        <w:t xml:space="preserve"> = 1 / 1 = </w:t>
-      </w:r>
-      <w:r>
-        <w:t xml:space="preserve"> </w:t>
-      </w:r>
-      <w:r>
-        <w:t>100%（极高！拦截的绝对精准）</w:t>
+        <w:t xml:space="preserve"> = 1 / 1 =  100%（极高！拦截的绝对精准）</w:t>
       </w:r>
     </w:p>
     <w:p>
@@ -716,6 +796,9 @@
           <w:ilvl w:val="1"/>
           <w:numId w:val="6"/>
         </w:numPr>
+        <w:rPr>
+          <w:rFonts w:hint="eastAsia"/>
+        </w:rPr>
       </w:pPr>
       <w:r>
         <w:rPr>
@@ -725,13 +808,7 @@
         <w:t>Recall</w:t>
       </w:r>
       <w:r>
-        <w:t xml:space="preserve"> = 1 / 20 = </w:t>
-      </w:r>
-      <w:r>
-        <w:t xml:space="preserve"> </w:t>
-      </w:r>
-      <w:r>
-        <w:t>5%（极低！剩下的 19 封垃圾邮件全漏进收件箱了）</w:t>
+        <w:t xml:space="preserve"> = 1 / 20 =  5%（极低！剩下的 19 封垃圾邮件全漏进收件箱了）</w:t>
       </w:r>
     </w:p>
     <w:p>
@@ -740,6 +817,9 @@
           <w:ilvl w:val="0"/>
           <w:numId w:val="6"/>
         </w:numPr>
+        <w:rPr>
+          <w:rFonts w:hint="eastAsia"/>
+        </w:rPr>
       </w:pPr>
       <w:r>
         <w:rPr>
@@ -758,6 +838,9 @@
           <w:ilvl w:val="0"/>
           <w:numId w:val="6"/>
         </w:numPr>
+        <w:rPr>
+          <w:rFonts w:hint="eastAsia"/>
+        </w:rPr>
       </w:pPr>
       <w:r>
         <w:rPr>
@@ -773,6 +856,9 @@
     <w:p>
       <w:pPr>
         <w:jc w:val="center"/>
+        <w:rPr>
+          <w:rFonts w:hint="eastAsia"/>
+        </w:rPr>
       </w:pPr>
       <w:r>
         <w:rPr>
@@ -821,22 +907,29 @@
           <w:ilvl w:val="0"/>
           <w:numId w:val="7"/>
         </w:numPr>
-      </w:pPr>
-      <w:r>
-        <w:rPr>
-          <w:b/>
-          <w:bCs/>
-        </w:rPr>
+        <w:rPr>
+          <w:rFonts w:hint="eastAsia"/>
+        </w:rPr>
+      </w:pPr>
+      <w:r>
+        <w:rPr>
+          <w:b/>
+          <w:bCs/>
+        </w:rPr>
+        <w:t>F1 直接给了 9.5 分的极低分！</w:t>
+      </w:r>
+      <w:r>
+        <w:t xml:space="preserve"> 因为它发现 Recall 太烂了，严厉惩罚了偏</w:t>
+      </w:r>
+      <w:r>
         <w:lastRenderedPageBreak/>
-        <w:t>F1 直接给了 9.5 分的极低分！</w:t>
-      </w:r>
-      <w:r>
-        <w:t xml:space="preserve"> 因为它发现 Recall 太烂了，严厉惩罚了偏科。</w:t>
-      </w:r>
-    </w:p>
-    <w:p>
-      <w:pPr>
-        <w:rPr>
+        <w:t>科。</w:t>
+      </w:r>
+    </w:p>
+    <w:p>
+      <w:pPr>
+        <w:rPr>
+          <w:rFonts w:hint="eastAsia"/>
           <w:b/>
           <w:bCs/>
         </w:rPr>
@@ -855,6 +948,9 @@
           <w:ilvl w:val="0"/>
           <w:numId w:val="8"/>
         </w:numPr>
+        <w:rPr>
+          <w:rFonts w:hint="eastAsia"/>
+        </w:rPr>
       </w:pPr>
       <w:r>
         <w:rPr>
@@ -883,6 +979,9 @@
           <w:ilvl w:val="0"/>
           <w:numId w:val="8"/>
         </w:numPr>
+        <w:rPr>
+          <w:rFonts w:hint="eastAsia"/>
+        </w:rPr>
       </w:pPr>
       <w:r>
         <w:rPr>
@@ -909,6 +1008,9 @@
           <w:ilvl w:val="1"/>
           <w:numId w:val="8"/>
         </w:numPr>
+        <w:rPr>
+          <w:rFonts w:hint="eastAsia"/>
+        </w:rPr>
       </w:pPr>
       <w:r>
         <w:rPr>
@@ -935,6 +1037,9 @@
           <w:ilvl w:val="1"/>
           <w:numId w:val="8"/>
         </w:numPr>
+        <w:rPr>
+          <w:rFonts w:hint="eastAsia"/>
+        </w:rPr>
       </w:pPr>
       <w:r>
         <w:rPr>
@@ -961,6 +1066,9 @@
           <w:ilvl w:val="0"/>
           <w:numId w:val="8"/>
         </w:numPr>
+        <w:rPr>
+          <w:rFonts w:hint="eastAsia"/>
+        </w:rPr>
       </w:pPr>
       <w:r>
         <w:rPr>
@@ -987,6 +1095,9 @@
           <w:ilvl w:val="0"/>
           <w:numId w:val="8"/>
         </w:numPr>
+        <w:rPr>
+          <w:rFonts w:hint="eastAsia"/>
+        </w:rPr>
       </w:pPr>
       <w:r>
         <w:rPr>
@@ -1002,6 +1113,9 @@
     <w:p>
       <w:pPr>
         <w:jc w:val="center"/>
+        <w:rPr>
+          <w:rFonts w:hint="eastAsia"/>
+        </w:rPr>
       </w:pPr>
       <w:r>
         <w:rPr>
@@ -1050,6 +1164,9 @@
           <w:ilvl w:val="0"/>
           <w:numId w:val="9"/>
         </w:numPr>
+        <w:rPr>
+          <w:rFonts w:hint="eastAsia"/>
+        </w:rPr>
       </w:pPr>
       <w:r>
         <w:rPr>
@@ -1074,6 +1191,7 @@
     <w:p>
       <w:pPr>
         <w:rPr>
+          <w:rFonts w:hint="eastAsia"/>
           <w:b/>
           <w:bCs/>
         </w:rPr>
@@ -1087,6 +1205,11 @@
       </w:r>
     </w:p>
     <w:p>
+      <w:pPr>
+        <w:rPr>
+          <w:rFonts w:hint="eastAsia"/>
+        </w:rPr>
+      </w:pPr>
       <w:r>
         <w:t xml:space="preserve">假设经过优化，AI 拦截了 </w:t>
       </w:r>
@@ -1117,6 +1240,9 @@
           <w:ilvl w:val="0"/>
           <w:numId w:val="10"/>
         </w:numPr>
+        <w:rPr>
+          <w:rFonts w:hint="eastAsia"/>
+        </w:rPr>
       </w:pPr>
       <w:r>
         <w:rPr>
@@ -1156,6 +1282,9 @@
           <w:ilvl w:val="0"/>
           <w:numId w:val="10"/>
         </w:numPr>
+        <w:rPr>
+          <w:rFonts w:hint="eastAsia"/>
+        </w:rPr>
       </w:pPr>
       <w:r>
         <w:rPr>
@@ -1182,6 +1311,11 @@
       </w:r>
     </w:p>
     <w:p>
+      <w:pPr>
+        <w:rPr>
+          <w:rFonts w:hint="eastAsia"/>
+        </w:rPr>
+      </w:pPr>
       <w:r>
         <w:t xml:space="preserve">这时候它的 </w:t>
       </w:r>
@@ -1199,6 +1333,9 @@
     <w:p>
       <w:pPr>
         <w:jc w:val="center"/>
+        <w:rPr>
+          <w:rFonts w:hint="eastAsia"/>
+        </w:rPr>
       </w:pPr>
       <w:r>
         <w:rPr>
@@ -1242,6 +1379,11 @@
       </w:r>
     </w:p>
     <w:p>
+      <w:pPr>
+        <w:rPr>
+          <w:rFonts w:hint="eastAsia"/>
+        </w:rPr>
+      </w:pPr>
       <w:r>
         <w:rPr>
           <w:b/>
@@ -1253,6 +1395,7 @@
     <w:p>
       <w:pPr>
         <w:rPr>
+          <w:rFonts w:hint="eastAsia"/>
           <w:b/>
           <w:bCs/>
         </w:rPr>
@@ -1314,6 +1457,11 @@
             <w:hideMark/>
           </w:tcPr>
           <w:p>
+            <w:pPr>
+              <w:rPr>
+                <w:rFonts w:hint="eastAsia"/>
+              </w:rPr>
+            </w:pPr>
             <w:r>
               <w:rPr>
                 <w:b/>
@@ -1343,6 +1491,11 @@
             <w:hideMark/>
           </w:tcPr>
           <w:p>
+            <w:pPr>
+              <w:rPr>
+                <w:rFonts w:hint="eastAsia"/>
+              </w:rPr>
+            </w:pPr>
             <w:r>
               <w:rPr>
                 <w:b/>
@@ -1371,6 +1524,11 @@
             <w:hideMark/>
           </w:tcPr>
           <w:p>
+            <w:pPr>
+              <w:rPr>
+                <w:rFonts w:hint="eastAsia"/>
+              </w:rPr>
+            </w:pPr>
             <w:r>
               <w:rPr>
                 <w:b/>
@@ -1404,6 +1562,11 @@
             <w:hideMark/>
           </w:tcPr>
           <w:p>
+            <w:pPr>
+              <w:rPr>
+                <w:rFonts w:hint="eastAsia"/>
+              </w:rPr>
+            </w:pPr>
             <w:r>
               <w:rPr>
                 <w:b/>
@@ -1432,6 +1595,11 @@
             <w:hideMark/>
           </w:tcPr>
           <w:p>
+            <w:pPr>
+              <w:rPr>
+                <w:rFonts w:hint="eastAsia"/>
+              </w:rPr>
+            </w:pPr>
             <w:r>
               <w:t>宁缺毋滥</w:t>
             </w:r>
@@ -1456,6 +1624,11 @@
             <w:hideMark/>
           </w:tcPr>
           <w:p>
+            <w:pPr>
+              <w:rPr>
+                <w:rFonts w:hint="eastAsia"/>
+              </w:rPr>
+            </w:pPr>
             <w:r>
               <w:t>抓出来的到底准不准？（怕误伤）</w:t>
             </w:r>
@@ -1485,6 +1658,11 @@
             <w:hideMark/>
           </w:tcPr>
           <w:p>
+            <w:pPr>
+              <w:rPr>
+                <w:rFonts w:hint="eastAsia"/>
+              </w:rPr>
+            </w:pPr>
             <w:r>
               <w:rPr>
                 <w:b/>
@@ -1513,6 +1691,11 @@
             <w:hideMark/>
           </w:tcPr>
           <w:p>
+            <w:pPr>
+              <w:rPr>
+                <w:rFonts w:hint="eastAsia"/>
+              </w:rPr>
+            </w:pPr>
             <w:r>
               <w:t>宁可错杀一千，不使一人漏网</w:t>
             </w:r>
@@ -1537,6 +1720,11 @@
             <w:hideMark/>
           </w:tcPr>
           <w:p>
+            <w:pPr>
+              <w:rPr>
+                <w:rFonts w:hint="eastAsia"/>
+              </w:rPr>
+            </w:pPr>
             <w:r>
               <w:t>目标到底找齐了没有？（怕漏抓）</w:t>
             </w:r>
@@ -1566,6 +1754,11 @@
             <w:hideMark/>
           </w:tcPr>
           <w:p>
+            <w:pPr>
+              <w:rPr>
+                <w:rFonts w:hint="eastAsia"/>
+              </w:rPr>
+            </w:pPr>
             <w:r>
               <w:rPr>
                 <w:b/>
@@ -1594,6 +1787,11 @@
             <w:hideMark/>
           </w:tcPr>
           <w:p>
+            <w:pPr>
+              <w:rPr>
+                <w:rFonts w:hint="eastAsia"/>
+              </w:rPr>
+            </w:pPr>
             <w:r>
               <w:rPr>
                 <w:b/>
@@ -1622,6 +1820,11 @@
             <w:hideMark/>
           </w:tcPr>
           <w:p>
+            <w:pPr>
+              <w:rPr>
+                <w:rFonts w:hint="eastAsia"/>
+              </w:rPr>
+            </w:pPr>
             <w:r>
               <w:t>拒绝“偏科”！只有当既</w:t>
             </w:r>
@@ -2762,6 +2965,119 @@
     </w:lvl>
   </w:abstractNum>
   <w:abstractNum w:abstractNumId="7" w15:restartNumberingAfterBreak="0">
+    <w:nsid w:val="39117098"/>
+    <w:multiLevelType w:val="hybridMultilevel"/>
+    <w:tmpl w:val="A69C4C20"/>
+    <w:lvl w:ilvl="0" w:tplc="04090001">
+      <w:start w:val="1"/>
+      <w:numFmt w:val="bullet"/>
+      <w:lvlText w:val=""/>
+      <w:lvlJc w:val="left"/>
+      <w:pPr>
+        <w:ind w:left="440" w:hanging="440"/>
+      </w:pPr>
+      <w:rPr>
+        <w:rFonts w:ascii="Wingdings" w:hAnsi="Wingdings" w:hint="default"/>
+      </w:rPr>
+    </w:lvl>
+    <w:lvl w:ilvl="1" w:tplc="04090003" w:tentative="1">
+      <w:start w:val="1"/>
+      <w:numFmt w:val="bullet"/>
+      <w:lvlText w:val=""/>
+      <w:lvlJc w:val="left"/>
+      <w:pPr>
+        <w:ind w:left="880" w:hanging="440"/>
+      </w:pPr>
+      <w:rPr>
+        <w:rFonts w:ascii="Wingdings" w:hAnsi="Wingdings" w:hint="default"/>
+      </w:rPr>
+    </w:lvl>
+    <w:lvl w:ilvl="2" w:tplc="04090005" w:tentative="1">
+      <w:start w:val="1"/>
+      <w:numFmt w:val="bullet"/>
+      <w:lvlText w:val=""/>
+      <w:lvlJc w:val="left"/>
+      <w:pPr>
+        <w:ind w:left="1320" w:hanging="440"/>
+      </w:pPr>
+      <w:rPr>
+        <w:rFonts w:ascii="Wingdings" w:hAnsi="Wingdings" w:hint="default"/>
+      </w:rPr>
+    </w:lvl>
+    <w:lvl w:ilvl="3" w:tplc="04090001" w:tentative="1">
+      <w:start w:val="1"/>
+      <w:numFmt w:val="bullet"/>
+      <w:lvlText w:val=""/>
+      <w:lvlJc w:val="left"/>
+      <w:pPr>
+        <w:ind w:left="1760" w:hanging="440"/>
+      </w:pPr>
+      <w:rPr>
+        <w:rFonts w:ascii="Wingdings" w:hAnsi="Wingdings" w:hint="default"/>
+      </w:rPr>
+    </w:lvl>
+    <w:lvl w:ilvl="4" w:tplc="04090003" w:tentative="1">
+      <w:start w:val="1"/>
+      <w:numFmt w:val="bullet"/>
+      <w:lvlText w:val=""/>
+      <w:lvlJc w:val="left"/>
+      <w:pPr>
+        <w:ind w:left="2200" w:hanging="440"/>
+      </w:pPr>
+      <w:rPr>
+        <w:rFonts w:ascii="Wingdings" w:hAnsi="Wingdings" w:hint="default"/>
+      </w:rPr>
+    </w:lvl>
+    <w:lvl w:ilvl="5" w:tplc="04090005" w:tentative="1">
+      <w:start w:val="1"/>
+      <w:numFmt w:val="bullet"/>
+      <w:lvlText w:val=""/>
+      <w:lvlJc w:val="left"/>
+      <w:pPr>
+        <w:ind w:left="2640" w:hanging="440"/>
+      </w:pPr>
+      <w:rPr>
+        <w:rFonts w:ascii="Wingdings" w:hAnsi="Wingdings" w:hint="default"/>
+      </w:rPr>
+    </w:lvl>
+    <w:lvl w:ilvl="6" w:tplc="04090001" w:tentative="1">
+      <w:start w:val="1"/>
+      <w:numFmt w:val="bullet"/>
+      <w:lvlText w:val=""/>
+      <w:lvlJc w:val="left"/>
+      <w:pPr>
+        <w:ind w:left="3080" w:hanging="440"/>
+      </w:pPr>
+      <w:rPr>
+        <w:rFonts w:ascii="Wingdings" w:hAnsi="Wingdings" w:hint="default"/>
+      </w:rPr>
+    </w:lvl>
+    <w:lvl w:ilvl="7" w:tplc="04090003" w:tentative="1">
+      <w:start w:val="1"/>
+      <w:numFmt w:val="bullet"/>
+      <w:lvlText w:val=""/>
+      <w:lvlJc w:val="left"/>
+      <w:pPr>
+        <w:ind w:left="3520" w:hanging="440"/>
+      </w:pPr>
+      <w:rPr>
+        <w:rFonts w:ascii="Wingdings" w:hAnsi="Wingdings" w:hint="default"/>
+      </w:rPr>
+    </w:lvl>
+    <w:lvl w:ilvl="8" w:tplc="04090005" w:tentative="1">
+      <w:start w:val="1"/>
+      <w:numFmt w:val="bullet"/>
+      <w:lvlText w:val=""/>
+      <w:lvlJc w:val="left"/>
+      <w:pPr>
+        <w:ind w:left="3960" w:hanging="440"/>
+      </w:pPr>
+      <w:rPr>
+        <w:rFonts w:ascii="Wingdings" w:hAnsi="Wingdings" w:hint="default"/>
+      </w:rPr>
+    </w:lvl>
+  </w:abstractNum>
+  <w:abstractNum w:abstractNumId="8" w15:restartNumberingAfterBreak="0">
     <w:nsid w:val="4474544A"/>
     <w:multiLevelType w:val="multilevel"/>
     <w:tmpl w:val="C9509D42"/>
@@ -2910,7 +3226,7 @@
       </w:rPr>
     </w:lvl>
   </w:abstractNum>
-  <w:abstractNum w:abstractNumId="8" w15:restartNumberingAfterBreak="0">
+  <w:abstractNum w:abstractNumId="9" w15:restartNumberingAfterBreak="0">
     <w:nsid w:val="48BF7C7A"/>
     <w:multiLevelType w:val="multilevel"/>
     <w:tmpl w:val="74B25D70"/>
@@ -3059,7 +3375,120 @@
       </w:rPr>
     </w:lvl>
   </w:abstractNum>
-  <w:abstractNum w:abstractNumId="9" w15:restartNumberingAfterBreak="0">
+  <w:abstractNum w:abstractNumId="10" w15:restartNumberingAfterBreak="0">
+    <w:nsid w:val="73293415"/>
+    <w:multiLevelType w:val="hybridMultilevel"/>
+    <w:tmpl w:val="9DBCD220"/>
+    <w:lvl w:ilvl="0" w:tplc="04090001">
+      <w:start w:val="1"/>
+      <w:numFmt w:val="bullet"/>
+      <w:lvlText w:val=""/>
+      <w:lvlJc w:val="left"/>
+      <w:pPr>
+        <w:ind w:left="440" w:hanging="440"/>
+      </w:pPr>
+      <w:rPr>
+        <w:rFonts w:ascii="Wingdings" w:hAnsi="Wingdings" w:hint="default"/>
+      </w:rPr>
+    </w:lvl>
+    <w:lvl w:ilvl="1" w:tplc="04090003" w:tentative="1">
+      <w:start w:val="1"/>
+      <w:numFmt w:val="bullet"/>
+      <w:lvlText w:val=""/>
+      <w:lvlJc w:val="left"/>
+      <w:pPr>
+        <w:ind w:left="880" w:hanging="440"/>
+      </w:pPr>
+      <w:rPr>
+        <w:rFonts w:ascii="Wingdings" w:hAnsi="Wingdings" w:hint="default"/>
+      </w:rPr>
+    </w:lvl>
+    <w:lvl w:ilvl="2" w:tplc="04090005" w:tentative="1">
+      <w:start w:val="1"/>
+      <w:numFmt w:val="bullet"/>
+      <w:lvlText w:val=""/>
+      <w:lvlJc w:val="left"/>
+      <w:pPr>
+        <w:ind w:left="1320" w:hanging="440"/>
+      </w:pPr>
+      <w:rPr>
+        <w:rFonts w:ascii="Wingdings" w:hAnsi="Wingdings" w:hint="default"/>
+      </w:rPr>
+    </w:lvl>
+    <w:lvl w:ilvl="3" w:tplc="04090001" w:tentative="1">
+      <w:start w:val="1"/>
+      <w:numFmt w:val="bullet"/>
+      <w:lvlText w:val=""/>
+      <w:lvlJc w:val="left"/>
+      <w:pPr>
+        <w:ind w:left="1760" w:hanging="440"/>
+      </w:pPr>
+      <w:rPr>
+        <w:rFonts w:ascii="Wingdings" w:hAnsi="Wingdings" w:hint="default"/>
+      </w:rPr>
+    </w:lvl>
+    <w:lvl w:ilvl="4" w:tplc="04090003" w:tentative="1">
+      <w:start w:val="1"/>
+      <w:numFmt w:val="bullet"/>
+      <w:lvlText w:val=""/>
+      <w:lvlJc w:val="left"/>
+      <w:pPr>
+        <w:ind w:left="2200" w:hanging="440"/>
+      </w:pPr>
+      <w:rPr>
+        <w:rFonts w:ascii="Wingdings" w:hAnsi="Wingdings" w:hint="default"/>
+      </w:rPr>
+    </w:lvl>
+    <w:lvl w:ilvl="5" w:tplc="04090005" w:tentative="1">
+      <w:start w:val="1"/>
+      <w:numFmt w:val="bullet"/>
+      <w:lvlText w:val=""/>
+      <w:lvlJc w:val="left"/>
+      <w:pPr>
+        <w:ind w:left="2640" w:hanging="440"/>
+      </w:pPr>
+      <w:rPr>
+        <w:rFonts w:ascii="Wingdings" w:hAnsi="Wingdings" w:hint="default"/>
+      </w:rPr>
+    </w:lvl>
+    <w:lvl w:ilvl="6" w:tplc="04090001" w:tentative="1">
+      <w:start w:val="1"/>
+      <w:numFmt w:val="bullet"/>
+      <w:lvlText w:val=""/>
+      <w:lvlJc w:val="left"/>
+      <w:pPr>
+        <w:ind w:left="3080" w:hanging="440"/>
+      </w:pPr>
+      <w:rPr>
+        <w:rFonts w:ascii="Wingdings" w:hAnsi="Wingdings" w:hint="default"/>
+      </w:rPr>
+    </w:lvl>
+    <w:lvl w:ilvl="7" w:tplc="04090003" w:tentative="1">
+      <w:start w:val="1"/>
+      <w:numFmt w:val="bullet"/>
+      <w:lvlText w:val=""/>
+      <w:lvlJc w:val="left"/>
+      <w:pPr>
+        <w:ind w:left="3520" w:hanging="440"/>
+      </w:pPr>
+      <w:rPr>
+        <w:rFonts w:ascii="Wingdings" w:hAnsi="Wingdings" w:hint="default"/>
+      </w:rPr>
+    </w:lvl>
+    <w:lvl w:ilvl="8" w:tplc="04090005" w:tentative="1">
+      <w:start w:val="1"/>
+      <w:numFmt w:val="bullet"/>
+      <w:lvlText w:val=""/>
+      <w:lvlJc w:val="left"/>
+      <w:pPr>
+        <w:ind w:left="3960" w:hanging="440"/>
+      </w:pPr>
+      <w:rPr>
+        <w:rFonts w:ascii="Wingdings" w:hAnsi="Wingdings" w:hint="default"/>
+      </w:rPr>
+    </w:lvl>
+  </w:abstractNum>
+  <w:abstractNum w:abstractNumId="11" w15:restartNumberingAfterBreak="0">
     <w:nsid w:val="7D8E7BFE"/>
     <w:multiLevelType w:val="multilevel"/>
     <w:tmpl w:val="0316BFA6"/>
@@ -3212,19 +3641,19 @@
     <w:abstractNumId w:val="1"/>
   </w:num>
   <w:num w:numId="2" w16cid:durableId="750348449">
-    <w:abstractNumId w:val="7"/>
+    <w:abstractNumId w:val="8"/>
   </w:num>
   <w:num w:numId="3" w16cid:durableId="962737363">
     <w:abstractNumId w:val="5"/>
   </w:num>
   <w:num w:numId="4" w16cid:durableId="1663771673">
-    <w:abstractNumId w:val="9"/>
+    <w:abstractNumId w:val="11"/>
   </w:num>
   <w:num w:numId="5" w16cid:durableId="706174423">
     <w:abstractNumId w:val="2"/>
   </w:num>
   <w:num w:numId="6" w16cid:durableId="1939293356">
-    <w:abstractNumId w:val="8"/>
+    <w:abstractNumId w:val="9"/>
   </w:num>
   <w:num w:numId="7" w16cid:durableId="258220877">
     <w:abstractNumId w:val="0"/>
@@ -3237,6 +3666,12 @@
   </w:num>
   <w:num w:numId="10" w16cid:durableId="1298411291">
     <w:abstractNumId w:val="6"/>
+  </w:num>
+  <w:num w:numId="11" w16cid:durableId="1775052930">
+    <w:abstractNumId w:val="7"/>
+  </w:num>
+  <w:num w:numId="12" w16cid:durableId="119953977">
+    <w:abstractNumId w:val="10"/>
   </w:num>
 </w:numbering>
 </file>
